--- a/dist/Lucas-Selani-CV-Mobile-PT-BR.docx
+++ b/dist/Lucas-Selani-CV-Mobile-PT-BR.docx
@@ -2,7 +2,7 @@
 <file path=word/document.xml><?xml version="1.0" encoding="utf-8"?>
 <w:document xmlns:w="http://schemas.openxmlformats.org/wordprocessingml/2006/main" xmlns:m="http://schemas.openxmlformats.org/officeDocument/2006/math" xmlns:r="http://schemas.openxmlformats.org/officeDocument/2006/relationships" xmlns:o="urn:schemas-microsoft-com:office:office" xmlns:v="urn:schemas-microsoft-com:vml" xmlns:w10="urn:schemas-microsoft-com:office:word" xmlns:a="http://schemas.openxmlformats.org/drawingml/2006/main" xmlns:pic="http://schemas.openxmlformats.org/drawingml/2006/picture" xmlns:wp="http://schemas.openxmlformats.org/drawingml/2006/wordprocessingDrawing">
   <w:body>
-    <w:bookmarkStart w:id="21" w:name="lucas-selani"/>
+    <w:bookmarkStart w:id="24" w:name="lucas-selani"/>
     <w:p>
       <w:pPr>
         <w:pStyle w:val="Heading1"/>
@@ -20,7 +20,7 @@
           <w:b/>
           <w:bCs/>
         </w:rPr>
-        <w:t xml:space="preserve">Engenheiro Mobile Sênior — Flutter &amp; Android · Backend em Rust e TypeScript/Node.js</w:t>
+        <w:t xml:space="preserve">Engenheiro Mobile Sênior — Android &amp; Flutter · Fullstack com Rust, Java e Go na AWS</w:t>
       </w:r>
     </w:p>
     <w:p>
@@ -28,7 +28,7 @@
         <w:pStyle w:val="BodyText"/>
       </w:pPr>
       <w:r>
-        <w:t xml:space="preserve">Brasil · Remoto (UTC-3) · CLT ou PJ</w:t>
+        <w:t xml:space="preserve">Belo Horizonte, MG · Remoto · CLT ou PJ</w:t>
       </w:r>
     </w:p>
     <w:p>
@@ -81,7 +81,7 @@
         <w:pStyle w:val="FirstParagraph"/>
       </w:pPr>
       <w:r>
-        <w:t xml:space="preserve">Engenheiro Mobile Sênior com mais de 8 anos de desenvolvimento de software e mais de 6 anos arquitetando apps Flutter em fintech (mais de 10 milhões de usuários) e identidade digital (mais de 200 mil usuários ativos). Na Will Bank, arquitetei uma plataforma de Server-Driven UI (SDUI), incluindo as ferramentas de backend em Rust por trás dela; na Unico, um super-app Flutter multimódulo com seu Módulo Core e Design System. Confortável em assumir uma funcionalidade do contrato da API até a interface.</w:t>
+        <w:t xml:space="preserve">Engenheiro Mobile Sênior com mais de 9 anos desenvolvendo software: 6 anos entregando apps Flutter em fintech (mais de 10 milhões de usuários) e identidade digital (mais de 200 mil usuários ativos), além de Android nativo (Kotlin/Java). Atuo em toda a stack. Na Will Bank, construí os microsserviços em Rust por trás dos fluxos de segurança do app e um sistema de Server-Driven UI (SDUI) que transformou um ciclo de release de duas semanas em uma mudança instantânea no backend. Na Unico, arquitetei um super-app Flutter modular e seu Design System, e depois passei um ano em backend Go e web React.</w:t>
       </w:r>
     </w:p>
     <w:bookmarkEnd w:id="11"/>
@@ -113,7 +113,7 @@
         <w:t xml:space="preserve"> </w:t>
       </w:r>
       <w:r>
-        <w:t xml:space="preserve">Flutter, Dart, Android (Kotlin/Java), iOS, Arquitetura Mobile, Arquitetura Modular, Design Systems</w:t>
+        <w:t xml:space="preserve">Android (Kotlin, Java), Flutter, Dart, BLoC, Firebase, iOS via Flutter, Server-Driven UI (SDUI), Arquitetura Modular, Design Systems</w:t>
       </w:r>
     </w:p>
     <w:p>
@@ -129,13 +129,13 @@
           <w:b/>
           <w:bCs/>
         </w:rPr>
-        <w:t xml:space="preserve">Arquitetura:</w:t>
-      </w:r>
-      <w:r>
-        <w:t xml:space="preserve"> </w:t>
-      </w:r>
-      <w:r>
-        <w:t xml:space="preserve">Server-Driven UI (SDUI), Clean Architecture, Monorepos, Micro-frontends, System Design</w:t>
+        <w:t xml:space="preserve">Backend:</w:t>
+      </w:r>
+      <w:r>
+        <w:t xml:space="preserve"> </w:t>
+      </w:r>
+      <w:r>
+        <w:t xml:space="preserve">Rust, Java, Go, Node.js/JavaScript, TypeScript, APIs REST, Microsserviços, PostgreSQL, Redis</w:t>
       </w:r>
     </w:p>
     <w:p>
@@ -151,13 +151,13 @@
           <w:b/>
           <w:bCs/>
         </w:rPr>
-        <w:t xml:space="preserve">Backend e Linguagens:</w:t>
-      </w:r>
-      <w:r>
-        <w:t xml:space="preserve"> </w:t>
-      </w:r>
-      <w:r>
-        <w:t xml:space="preserve">Rust, TypeScript, Node.js, Kotlin, Java, APIs REST, contratos/serialização JSON, Microsserviços</w:t>
+        <w:t xml:space="preserve">Cloud e DevOps:</w:t>
+      </w:r>
+      <w:r>
+        <w:t xml:space="preserve"> </w:t>
+      </w:r>
+      <w:r>
+        <w:t xml:space="preserve">AWS, GCP, Docker, Kubernetes, Terraform, CI/CD (GitHub Actions), Trunk-Based Development, Feature Flags</w:t>
       </w:r>
     </w:p>
     <w:p>
@@ -173,13 +173,13 @@
           <w:b/>
           <w:bCs/>
         </w:rPr>
-        <w:t xml:space="preserve">DevOps e Qualidade:</w:t>
-      </w:r>
-      <w:r>
-        <w:t xml:space="preserve"> </w:t>
-      </w:r>
-      <w:r>
-        <w:t xml:space="preserve">CI/CD (GitHub Actions), Trunk-Based Development, trem de releases semanal, Testes automatizados, Playwright</w:t>
+        <w:t xml:space="preserve">Web:</w:t>
+      </w:r>
+      <w:r>
+        <w:t xml:space="preserve"> </w:t>
+      </w:r>
+      <w:r>
+        <w:t xml:space="preserve">React</w:t>
       </w:r>
     </w:p>
     <w:p>
@@ -195,13 +195,35 @@
           <w:b/>
           <w:bCs/>
         </w:rPr>
-        <w:t xml:space="preserve">IA e Automação:</w:t>
-      </w:r>
-      <w:r>
-        <w:t xml:space="preserve"> </w:t>
-      </w:r>
-      <w:r>
-        <w:t xml:space="preserve">Agentes de LLM, orquestração de IA, integração com LLMs (Ollama, Gemini), FFmpeg</w:t>
+        <w:t xml:space="preserve">Práticas:</w:t>
+      </w:r>
+      <w:r>
+        <w:t xml:space="preserve"> </w:t>
+      </w:r>
+      <w:r>
+        <w:t xml:space="preserve">Clean Architecture, RFCs e ADRs, CODEOWNERS, Observabilidade (eventos e logs), Testes automatizados</w:t>
+      </w:r>
+    </w:p>
+    <w:p>
+      <w:pPr>
+        <w:pStyle w:val="Compact"/>
+        <w:numPr>
+          <w:ilvl w:val="0"/>
+          <w:numId w:val="1001"/>
+        </w:numPr>
+      </w:pPr>
+      <w:r>
+        <w:rPr>
+          <w:b/>
+          <w:bCs/>
+        </w:rPr>
+        <w:t xml:space="preserve">IA:</w:t>
+      </w:r>
+      <w:r>
+        <w:t xml:space="preserve"> </w:t>
+      </w:r>
+      <w:r>
+        <w:t xml:space="preserve">Agentes de LLM, Claude Code, Ollama, ComfyUI</w:t>
       </w:r>
     </w:p>
     <w:bookmarkEnd w:id="12"/>
@@ -214,13 +236,13 @@
         <w:t xml:space="preserve">Experiência Profissional</w:t>
       </w:r>
     </w:p>
-    <w:bookmarkStart w:id="13" w:name="Xc3678bc735a694d9c7ff5321d646a5e2dd510e0"/>
+    <w:bookmarkStart w:id="13" w:name="X5514be0dd20482d2abe8afbe5b6ce1720c74592"/>
     <w:p>
       <w:pPr>
         <w:pStyle w:val="Heading3"/>
       </w:pPr>
       <w:r>
-        <w:t xml:space="preserve">Engenheiro de Software Sênior — Autônomo (Independente) | Jul 2026 – Atual</w:t>
+        <w:t xml:space="preserve">Engenheiro de Software Sênior — Autônomo | Jul 2026 – Atual</w:t>
       </w:r>
     </w:p>
     <w:p>
@@ -232,103 +254,7 @@
         </w:numPr>
       </w:pPr>
       <w:r>
-        <w:t xml:space="preserve">Construo o</w:t>
-      </w:r>
-      <w:r>
-        <w:t xml:space="preserve"> </w:t>
-      </w:r>
-      <w:r>
-        <w:rPr>
-          <w:b/>
-          <w:bCs/>
-        </w:rPr>
-        <w:t xml:space="preserve">Darkrunner</w:t>
-      </w:r>
-      <w:r>
-        <w:t xml:space="preserve">, um pipeline de orquestração multiagentes de IA em</w:t>
-      </w:r>
-      <w:r>
-        <w:t xml:space="preserve"> </w:t>
-      </w:r>
-      <w:r>
-        <w:rPr>
-          <w:b/>
-          <w:bCs/>
-        </w:rPr>
-        <w:t xml:space="preserve">TypeScript/Node.js</w:t>
-      </w:r>
-      <w:r>
-        <w:t xml:space="preserve"> </w:t>
-      </w:r>
-      <w:r>
-        <w:t xml:space="preserve">(monorepo) no qual agentes de roteiro, planejamento e QA produzem vídeos para o YouTube de ponta a ponta, sem edição manual.</w:t>
-      </w:r>
-    </w:p>
-    <w:p>
-      <w:pPr>
-        <w:pStyle w:val="Compact"/>
-        <w:numPr>
-          <w:ilvl w:val="0"/>
-          <w:numId w:val="1002"/>
-        </w:numPr>
-      </w:pPr>
-      <w:r>
-        <w:t xml:space="preserve">Integrei</w:t>
-      </w:r>
-      <w:r>
-        <w:t xml:space="preserve"> </w:t>
-      </w:r>
-      <w:r>
-        <w:rPr>
-          <w:b/>
-          <w:bCs/>
-        </w:rPr>
-        <w:t xml:space="preserve">Remotion</w:t>
-      </w:r>
-      <w:r>
-        <w:t xml:space="preserve"> </w:t>
-      </w:r>
-      <w:r>
-        <w:t xml:space="preserve">para renderização programática de vídeo e</w:t>
-      </w:r>
-      <w:r>
-        <w:t xml:space="preserve"> </w:t>
-      </w:r>
-      <w:r>
-        <w:rPr>
-          <w:b/>
-          <w:bCs/>
-        </w:rPr>
-        <w:t xml:space="preserve">Playwright</w:t>
-      </w:r>
-      <w:r>
-        <w:t xml:space="preserve"> </w:t>
-      </w:r>
-      <w:r>
-        <w:t xml:space="preserve">para automação web, com inferência local de modelos (</w:t>
-      </w:r>
-      <w:r>
-        <w:rPr>
-          <w:b/>
-          <w:bCs/>
-        </w:rPr>
-        <w:t xml:space="preserve">Ollama</w:t>
-      </w:r>
-      <w:r>
-        <w:t xml:space="preserve">,</w:t>
-      </w:r>
-      <w:r>
-        <w:t xml:space="preserve"> </w:t>
-      </w:r>
-      <w:r>
-        <w:rPr>
-          <w:b/>
-          <w:bCs/>
-        </w:rPr>
-        <w:t xml:space="preserve">ComfyUI</w:t>
-      </w:r>
-      <w:r>
-        <w:t xml:space="preserve">) gerando assets sob demanda.</w:t>
+        <w:t xml:space="preserve">Construo projetos de automação com IA: uma operação de conteúdo para YouTube conduzida por agentes, com jobs do Claude Code, scripts e documentação para pesquisa de nicho, roteiro, narração e geração de vídeo.</w:t>
       </w:r>
     </w:p>
     <w:bookmarkEnd w:id="13"/>
@@ -350,7 +276,7 @@
           <w:i/>
           <w:iCs/>
         </w:rPr>
-        <w:t xml:space="preserve">Fintech com mais de 10 milhões de usuários · Prevenção a Fraudes e Segurança · Remoto · Departamento de engenharia encerrado em jul/2026.</w:t>
+        <w:t xml:space="preserve">Fintech com mais de 10 milhões de usuários · Prevenção a Fraudes · Remoto · Departamento de engenharia encerrado em jul/2026.</w:t>
       </w:r>
     </w:p>
     <w:p>
@@ -362,7 +288,7 @@
         </w:numPr>
       </w:pPr>
       <w:r>
-        <w:t xml:space="preserve">Arquitetei um módulo de</w:t>
+        <w:t xml:space="preserve">Construí um sistema de</w:t>
       </w:r>
       <w:r>
         <w:t xml:space="preserve"> </w:t>
@@ -378,7 +304,7 @@
         <w:t xml:space="preserve"> </w:t>
       </w:r>
       <w:r>
-        <w:t xml:space="preserve">em</w:t>
+        <w:t xml:space="preserve">para os fluxos de desafio de segurança: o app</w:t>
       </w:r>
       <w:r>
         <w:t xml:space="preserve"> </w:t>
@@ -394,7 +320,39 @@
         <w:t xml:space="preserve"> </w:t>
       </w:r>
       <w:r>
-        <w:t xml:space="preserve">que desacoplou os desafios de segurança das releases do app, viabilizando hotfixes instantâneos e testes A/B sem análise das lojas.</w:t>
+        <w:t xml:space="preserve">apenas renderiza o que o backend envia, e mudanças nas telas de senha do cartão passaram de um</w:t>
+      </w:r>
+      <w:r>
+        <w:t xml:space="preserve"> </w:t>
+      </w:r>
+      <w:r>
+        <w:rPr>
+          <w:b/>
+          <w:bCs/>
+        </w:rPr>
+        <w:t xml:space="preserve">ciclo de release de duas semanas</w:t>
+      </w:r>
+      <w:r>
+        <w:t xml:space="preserve"> </w:t>
+      </w:r>
+      <w:r>
+        <w:t xml:space="preserve">(corte, beta, publicação nas lojas) para uma</w:t>
+      </w:r>
+      <w:r>
+        <w:t xml:space="preserve"> </w:t>
+      </w:r>
+      <w:r>
+        <w:rPr>
+          <w:b/>
+          <w:bCs/>
+        </w:rPr>
+        <w:t xml:space="preserve">mudança instantânea no backend</w:t>
+      </w:r>
+      <w:r>
+        <w:t xml:space="preserve"> </w:t>
+      </w:r>
+      <w:r>
+        <w:t xml:space="preserve">com feature flag.</w:t>
       </w:r>
     </w:p>
     <w:p>
@@ -406,20 +364,68 @@
         </w:numPr>
       </w:pPr>
       <w:r>
-        <w:t xml:space="preserve">Desenvolvi os</w:t>
-      </w:r>
-      <w:r>
-        <w:t xml:space="preserve"> </w:t>
-      </w:r>
-      <w:r>
-        <w:rPr>
-          <w:b/>
-          <w:bCs/>
-        </w:rPr>
-        <w:t xml:space="preserve">fluxos de segurança de cash-in/cash-out</w:t>
-      </w:r>
-      <w:r>
-        <w:t xml:space="preserve">, com mecanismos de desafio adaptativos que analisam dados do usuário em tempo real para aprovar transações de uma base de mais de 10 milhões de usuários.</w:t>
+        <w:t xml:space="preserve">Migrei sozinho o serviço legado de senha do cartão de</w:t>
+      </w:r>
+      <w:r>
+        <w:t xml:space="preserve"> </w:t>
+      </w:r>
+      <w:r>
+        <w:rPr>
+          <w:b/>
+          <w:bCs/>
+        </w:rPr>
+        <w:t xml:space="preserve">Java</w:t>
+      </w:r>
+      <w:r>
+        <w:t xml:space="preserve"> </w:t>
+      </w:r>
+      <w:r>
+        <w:t xml:space="preserve">para um microsserviço em</w:t>
+      </w:r>
+      <w:r>
+        <w:t xml:space="preserve"> </w:t>
+      </w:r>
+      <w:r>
+        <w:rPr>
+          <w:b/>
+          <w:bCs/>
+        </w:rPr>
+        <w:t xml:space="preserve">Rust</w:t>
+      </w:r>
+      <w:r>
+        <w:t xml:space="preserve"> </w:t>
+      </w:r>
+      <w:r>
+        <w:t xml:space="preserve">na</w:t>
+      </w:r>
+      <w:r>
+        <w:t xml:space="preserve"> </w:t>
+      </w:r>
+      <w:r>
+        <w:rPr>
+          <w:b/>
+          <w:bCs/>
+        </w:rPr>
+        <w:t xml:space="preserve">AWS</w:t>
+      </w:r>
+      <w:r>
+        <w:t xml:space="preserve"> </w:t>
+      </w:r>
+      <w:r>
+        <w:t xml:space="preserve">com</w:t>
+      </w:r>
+      <w:r>
+        <w:t xml:space="preserve"> </w:t>
+      </w:r>
+      <w:r>
+        <w:rPr>
+          <w:b/>
+          <w:bCs/>
+        </w:rPr>
+        <w:t xml:space="preserve">PostgreSQL</w:t>
+      </w:r>
+      <w:r>
+        <w:t xml:space="preserve">, e levei suas telas para SDUI.</w:t>
       </w:r>
     </w:p>
     <w:p>
@@ -431,23 +437,20 @@
         </w:numPr>
       </w:pPr>
       <w:r>
-        <w:t xml:space="preserve">Desenvolvi ferramentas de alta performance em</w:t>
-      </w:r>
-      <w:r>
-        <w:t xml:space="preserve"> </w:t>
-      </w:r>
-      <w:r>
-        <w:rPr>
-          <w:b/>
-          <w:bCs/>
-        </w:rPr>
-        <w:t xml:space="preserve">Rust</w:t>
-      </w:r>
-      <w:r>
-        <w:t xml:space="preserve"> </w:t>
-      </w:r>
-      <w:r>
-        <w:t xml:space="preserve">que serializam structs do backend no contrato JSON consumido pelo motor de SDUI em Flutter, garantindo type safety de ponta a ponta e conformidade com a latência p99.</w:t>
+        <w:t xml:space="preserve">Desenvolvi e mantive 4 microsserviços de backend (Rust, Java, JavaScript) do fluxo de desafios, chamado em</w:t>
+      </w:r>
+      <w:r>
+        <w:t xml:space="preserve"> </w:t>
+      </w:r>
+      <w:r>
+        <w:rPr>
+          <w:b/>
+          <w:bCs/>
+        </w:rPr>
+        <w:t xml:space="preserve">toda transação Pix</w:t>
+      </w:r>
+      <w:r>
+        <w:t xml:space="preserve">: o app envia o fluxo (Pix, cartão e outros) e o backend decide qual desafio exibir.</w:t>
       </w:r>
     </w:p>
     <w:p>
@@ -459,17 +462,29 @@
         </w:numPr>
       </w:pPr>
       <w:r>
-        <w:t xml:space="preserve">Stack: Flutter/Dart, Server-Driven UI, Rust, APIs JSON, CI/CD.</w:t>
+        <w:t xml:space="preserve">Escrevi RFCs e ADRs da migração do serviço, da adoção de SDUI no app e de uma refatoração do pacote de prevenção a fraudes, que adicionou eventos e logs a um código com muitos bugs e sem observabilidade.</w:t>
+      </w:r>
+    </w:p>
+    <w:p>
+      <w:pPr>
+        <w:pStyle w:val="Compact"/>
+        <w:numPr>
+          <w:ilvl w:val="0"/>
+          <w:numId w:val="1003"/>
+        </w:numPr>
+      </w:pPr>
+      <w:r>
+        <w:t xml:space="preserve">Stack: Flutter, Dart, Rust, Java, AWS, PostgreSQL, Server-Driven UI, Feature Flags.</w:t>
       </w:r>
     </w:p>
     <w:bookmarkEnd w:id="14"/>
-    <w:bookmarkStart w:id="15" w:name="X302fd739df74b269eb468cd1937d837bcdc1c33"/>
+    <w:bookmarkStart w:id="15" w:name="X68ba6c93ebf2090bd8b60874f0bc8ad3f9351d2"/>
     <w:p>
       <w:pPr>
         <w:pStyle w:val="Heading3"/>
       </w:pPr>
       <w:r>
-        <w:t xml:space="preserve">Desenvolvedor Flutter Sênior — Unico IDtech | Jun 2020 – Nov 2024</w:t>
+        <w:t xml:space="preserve">Desenvolvedor de Software Sênior — Unico IDtech | Jun 2020 – Nov 2024</w:t>
       </w:r>
     </w:p>
     <w:p>
@@ -481,7 +496,7 @@
           <w:i/>
           <w:iCs/>
         </w:rPr>
-        <w:t xml:space="preserve">Líder brasileira em identidade digital · Remoto.</w:t>
+        <w:t xml:space="preserve">Líder brasileira em identidade digital · Remoto · Entrei como Desenvolvedor de Software e fui promovido a Sênior (IC5) em 2022.</w:t>
       </w:r>
     </w:p>
     <w:p>
@@ -522,7 +537,7 @@
         <w:t xml:space="preserve">200 mil usuários ativos</w:t>
       </w:r>
       <w:r>
-        <w:t xml:space="preserve">, integrando biometria facial segura e documentos digitais.</w:t>
+        <w:t xml:space="preserve">, com biometria facial e documentos digitais.</w:t>
       </w:r>
     </w:p>
     <w:p>
@@ -534,39 +549,20 @@
         </w:numPr>
       </w:pPr>
       <w:r>
-        <w:t xml:space="preserve">Projetei o</w:t>
-      </w:r>
-      <w:r>
-        <w:t xml:space="preserve"> </w:t>
-      </w:r>
-      <w:r>
-        <w:rPr>
-          <w:b/>
-          <w:bCs/>
-        </w:rPr>
-        <w:t xml:space="preserve">Módulo Core</w:t>
-      </w:r>
-      <w:r>
-        <w:t xml:space="preserve"> </w:t>
-      </w:r>
-      <w:r>
-        <w:t xml:space="preserve">e o</w:t>
-      </w:r>
-      <w:r>
-        <w:t xml:space="preserve"> </w:t>
-      </w:r>
-      <w:r>
-        <w:rPr>
-          <w:b/>
-          <w:bCs/>
-        </w:rPr>
-        <w:t xml:space="preserve">Design System</w:t>
-      </w:r>
-      <w:r>
-        <w:t xml:space="preserve"> </w:t>
-      </w:r>
-      <w:r>
-        <w:t xml:space="preserve">fundamentais, uma biblioteca de componentes reutilizável adotada em todos os projetos Flutter da empresa.</w:t>
+        <w:t xml:space="preserve">Dividi o app em pacotes por funcionalidade, cada um com seu time dono via</w:t>
+      </w:r>
+      <w:r>
+        <w:t xml:space="preserve"> </w:t>
+      </w:r>
+      <w:r>
+        <w:rPr>
+          <w:b/>
+          <w:bCs/>
+        </w:rPr>
+        <w:t xml:space="preserve">CODEOWNERS</w:t>
+      </w:r>
+      <w:r>
+        <w:t xml:space="preserve">, o que reduziu o tempo de build e os conflitos de merge, deixou o code review com o time responsável e permitiu rodar cada módulo isoladamente.</w:t>
       </w:r>
     </w:p>
     <w:p>
@@ -578,36 +574,39 @@
         </w:numPr>
       </w:pPr>
       <w:r>
-        <w:t xml:space="preserve">Construí o pipeline de</w:t>
-      </w:r>
-      <w:r>
-        <w:t xml:space="preserve"> </w:t>
-      </w:r>
-      <w:r>
-        <w:rPr>
-          <w:b/>
-          <w:bCs/>
-        </w:rPr>
-        <w:t xml:space="preserve">CI/CD</w:t>
-      </w:r>
-      <w:r>
-        <w:t xml:space="preserve"> </w:t>
-      </w:r>
-      <w:r>
-        <w:t xml:space="preserve">de um</w:t>
-      </w:r>
-      <w:r>
-        <w:t xml:space="preserve"> </w:t>
-      </w:r>
-      <w:r>
-        <w:rPr>
-          <w:b/>
-          <w:bCs/>
-        </w:rPr>
-        <w:t xml:space="preserve">monorepo trunk-based</w:t>
-      </w:r>
-      <w:r>
-        <w:t xml:space="preserve">, automatizando testes e viabilizando um trem de releases semanal confiável para App Store e Google Play.</w:t>
+        <w:t xml:space="preserve">Projetei o</w:t>
+      </w:r>
+      <w:r>
+        <w:t xml:space="preserve"> </w:t>
+      </w:r>
+      <w:r>
+        <w:rPr>
+          <w:b/>
+          <w:bCs/>
+        </w:rPr>
+        <w:t xml:space="preserve">Módulo Core</w:t>
+      </w:r>
+      <w:r>
+        <w:t xml:space="preserve"> </w:t>
+      </w:r>
+      <w:r>
+        <w:t xml:space="preserve">e o</w:t>
+      </w:r>
+      <w:r>
+        <w:t xml:space="preserve"> </w:t>
+      </w:r>
+      <w:r>
+        <w:rPr>
+          <w:b/>
+          <w:bCs/>
+        </w:rPr>
+        <w:t xml:space="preserve">Design System</w:t>
+      </w:r>
+      <w:r>
+        <w:t xml:space="preserve"> </w:t>
+      </w:r>
+      <w:r>
+        <w:t xml:space="preserve">usados por todos os módulos do super-app.</w:t>
       </w:r>
     </w:p>
     <w:p>
@@ -619,17 +618,86 @@
         </w:numPr>
       </w:pPr>
       <w:r>
-        <w:t xml:space="preserve">Stack: Flutter, Dart, Clean Architecture, Arquitetura Modular, Monorepo, GitHub Actions.</w:t>
+        <w:t xml:space="preserve">Construí o pipeline de</w:t>
+      </w:r>
+      <w:r>
+        <w:t xml:space="preserve"> </w:t>
+      </w:r>
+      <w:r>
+        <w:rPr>
+          <w:b/>
+          <w:bCs/>
+        </w:rPr>
+        <w:t xml:space="preserve">CI/CD</w:t>
+      </w:r>
+      <w:r>
+        <w:t xml:space="preserve"> </w:t>
+      </w:r>
+      <w:r>
+        <w:t xml:space="preserve">do monorepo trunk-based, com testes automatizados e um trem de releases semanal para App Store e Google Play.</w:t>
+      </w:r>
+    </w:p>
+    <w:p>
+      <w:pPr>
+        <w:pStyle w:val="Compact"/>
+        <w:numPr>
+          <w:ilvl w:val="0"/>
+          <w:numId w:val="1004"/>
+        </w:numPr>
+      </w:pPr>
+      <w:r>
+        <w:t xml:space="preserve">No último ano, migrei para o fullstack: 6 meses como engenheiro de backend em</w:t>
+      </w:r>
+      <w:r>
+        <w:t xml:space="preserve"> </w:t>
+      </w:r>
+      <w:r>
+        <w:rPr>
+          <w:b/>
+          <w:bCs/>
+        </w:rPr>
+        <w:t xml:space="preserve">Go</w:t>
+      </w:r>
+      <w:r>
+        <w:t xml:space="preserve"> </w:t>
+      </w:r>
+      <w:r>
+        <w:t xml:space="preserve">(depois de contribuir no BFF em Go) e 6 meses em web com</w:t>
+      </w:r>
+      <w:r>
+        <w:t xml:space="preserve"> </w:t>
+      </w:r>
+      <w:r>
+        <w:rPr>
+          <w:b/>
+          <w:bCs/>
+        </w:rPr>
+        <w:t xml:space="preserve">React</w:t>
+      </w:r>
+      <w:r>
+        <w:t xml:space="preserve">.</w:t>
+      </w:r>
+    </w:p>
+    <w:p>
+      <w:pPr>
+        <w:pStyle w:val="Compact"/>
+        <w:numPr>
+          <w:ilvl w:val="0"/>
+          <w:numId w:val="1004"/>
+        </w:numPr>
+      </w:pPr>
+      <w:r>
+        <w:t xml:space="preserve">Stack: Flutter, Dart, Go, React, Monorepo, GitHub Actions.</w:t>
       </w:r>
     </w:p>
     <w:bookmarkEnd w:id="15"/>
-    <w:bookmarkStart w:id="16" w:name="X14b420f26cbbdc12c7d0014c7846130c2d670ae"/>
+    <w:bookmarkStart w:id="16" w:name="X035484a831a49f254e7a1c20d9c731ca3384cf5"/>
     <w:p>
       <w:pPr>
         <w:pStyle w:val="Heading3"/>
       </w:pPr>
       <w:r>
-        <w:t xml:space="preserve">Desenvolvedor Android Pleno — Toodoo | Jan 2019 – Jun 2020</w:t>
+        <w:t xml:space="preserve">Desenvolvedor Android — Toodoo | Jan 2019 – Jun 2020</w:t>
       </w:r>
     </w:p>
     <w:p>
@@ -641,7 +709,7 @@
           <w:i/>
           <w:iCs/>
         </w:rPr>
-        <w:t xml:space="preserve">São Paulo, Brasil.</w:t>
+        <w:t xml:space="preserve">São Paulo, SP · Projetos de agência.</w:t>
       </w:r>
     </w:p>
     <w:p>
@@ -653,7 +721,23 @@
         </w:numPr>
       </w:pPr>
       <w:r>
-        <w:t xml:space="preserve">Desenvolvi funcionalidades de alto impacto para grandes clientes, incluindo um módulo de banco digital para a</w:t>
+        <w:t xml:space="preserve">Desenvolvi funcionalidades</w:t>
+      </w:r>
+      <w:r>
+        <w:t xml:space="preserve"> </w:t>
+      </w:r>
+      <w:r>
+        <w:rPr>
+          <w:b/>
+          <w:bCs/>
+        </w:rPr>
+        <w:t xml:space="preserve">Android</w:t>
+      </w:r>
+      <w:r>
+        <w:t xml:space="preserve"> </w:t>
+      </w:r>
+      <w:r>
+        <w:t xml:space="preserve">nativas para apps de clientes, incluindo um módulo de banco digital para a</w:t>
       </w:r>
       <w:r>
         <w:t xml:space="preserve"> </w:t>
@@ -682,35 +766,7 @@
         <w:t xml:space="preserve">Burger King</w:t>
       </w:r>
       <w:r>
-        <w:t xml:space="preserve">.</w:t>
-      </w:r>
-    </w:p>
-    <w:p>
-      <w:pPr>
-        <w:pStyle w:val="Compact"/>
-        <w:numPr>
-          <w:ilvl w:val="0"/>
-          <w:numId w:val="1005"/>
-        </w:numPr>
-      </w:pPr>
-      <w:r>
-        <w:t xml:space="preserve">Construí do zero um app</w:t>
-      </w:r>
-      <w:r>
-        <w:t xml:space="preserve"> </w:t>
-      </w:r>
-      <w:r>
-        <w:rPr>
-          <w:b/>
-          <w:bCs/>
-        </w:rPr>
-        <w:t xml:space="preserve">Android</w:t>
-      </w:r>
-      <w:r>
-        <w:t xml:space="preserve"> </w:t>
-      </w:r>
-      <w:r>
-        <w:t xml:space="preserve">nativo para a</w:t>
+        <w:t xml:space="preserve">, e um app do zero para a</w:t>
       </w:r>
       <w:r>
         <w:t xml:space="preserve"> </w:t>
@@ -723,7 +779,10 @@
         <w:t xml:space="preserve">Wooza</w:t>
       </w:r>
       <w:r>
-        <w:t xml:space="preserve">, viabilizando a portabilidade entre operadoras telefônicas.</w:t>
+        <w:t xml:space="preserve"> </w:t>
+      </w:r>
+      <w:r>
+        <w:t xml:space="preserve">(portabilidade de operadora).</w:t>
       </w:r>
     </w:p>
     <w:bookmarkEnd w:id="16"/>
@@ -745,7 +804,7 @@
           <w:i/>
           <w:iCs/>
         </w:rPr>
-        <w:t xml:space="preserve">Minas Gerais, Brasil.</w:t>
+        <w:t xml:space="preserve">Santa Rita do Sapucaí, MG.</w:t>
       </w:r>
     </w:p>
     <w:p>
@@ -757,7 +816,7 @@
         </w:numPr>
       </w:pPr>
       <w:r>
-        <w:t xml:space="preserve">Desenvolvi e mantive aplicativos</w:t>
+        <w:t xml:space="preserve">Desenvolvi apps</w:t>
       </w:r>
       <w:r>
         <w:t xml:space="preserve"> </w:t>
@@ -773,23 +832,7 @@
         <w:t xml:space="preserve"> </w:t>
       </w:r>
       <w:r>
-        <w:t xml:space="preserve">nativos por 2 anos, além de soluções de</w:t>
-      </w:r>
-      <w:r>
-        <w:t xml:space="preserve"> </w:t>
-      </w:r>
-      <w:r>
-        <w:rPr>
-          <w:b/>
-          <w:bCs/>
-        </w:rPr>
-        <w:t xml:space="preserve">backend em Java</w:t>
-      </w:r>
-      <w:r>
-        <w:t xml:space="preserve"> </w:t>
-      </w:r>
-      <w:r>
-        <w:t xml:space="preserve">para um projeto de telecomunicações de grande escala da</w:t>
+        <w:t xml:space="preserve">nativos por 2 anos e funcionalidades de backend em JavaScript sobre uma plataforma proprietária, em um projeto de telecomunicações da</w:t>
       </w:r>
       <w:r>
         <w:t xml:space="preserve"> </w:t>
@@ -802,7 +845,10 @@
         <w:t xml:space="preserve">Ericsson</w:t>
       </w:r>
       <w:r>
-        <w:t xml:space="preserve">, com mais de 400 pessoas.</w:t>
+        <w:t xml:space="preserve"> </w:t>
+      </w:r>
+      <w:r>
+        <w:t xml:space="preserve">com mais de 400 pessoas.</w:t>
       </w:r>
     </w:p>
     <w:p>
@@ -819,12 +865,44 @@
     </w:p>
     <w:bookmarkEnd w:id="17"/>
     <w:bookmarkEnd w:id="18"/>
-    <w:bookmarkStart w:id="19" w:name="formação-acadêmica"/>
+    <w:bookmarkStart w:id="20" w:name="projetos"/>
     <w:p>
       <w:pPr>
         <w:pStyle w:val="Heading2"/>
       </w:pPr>
       <w:r>
+        <w:t xml:space="preserve">Projetos</w:t>
+      </w:r>
+    </w:p>
+    <w:bookmarkStart w:id="19" w:name="Xbc0271f3e38794417449e446dd8836f12462705"/>
+    <w:p>
+      <w:pPr>
+        <w:pStyle w:val="Heading3"/>
+      </w:pPr>
+      <w:r>
+        <w:t xml:space="preserve">Darkrunner — pipeline automatizado de vídeo (TypeScript/Node.js, privado)</w:t>
+      </w:r>
+    </w:p>
+    <w:p>
+      <w:pPr>
+        <w:pStyle w:val="Compact"/>
+        <w:numPr>
+          <w:ilvl w:val="0"/>
+          <w:numId w:val="1007"/>
+        </w:numPr>
+      </w:pPr>
+      <w:r>
+        <w:t xml:space="preserve">A partir apenas do nome do canal, carregava as configurações dele e produzia um vídeo completo sem intervenção humana: roteiro, narração, imagens, efeitos, legendas e upload no YouTube. Chegou a 15 vídeos por dia em 5 canais.</w:t>
+      </w:r>
+    </w:p>
+    <w:bookmarkEnd w:id="19"/>
+    <w:bookmarkEnd w:id="20"/>
+    <w:bookmarkStart w:id="21" w:name="formação-acadêmica"/>
+    <w:p>
+      <w:pPr>
+        <w:pStyle w:val="Heading2"/>
+      </w:pPr>
+      <w:r>
         <w:t xml:space="preserve">Formação Acadêmica</w:t>
       </w:r>
     </w:p>
@@ -846,13 +924,41 @@
         <w:t xml:space="preserve">— Inatel (Instituto Nacional de Telecomunicações) | 2014 – 2018</w:t>
       </w:r>
     </w:p>
-    <w:bookmarkEnd w:id="19"/>
-    <w:bookmarkStart w:id="20" w:name="idiomas"/>
+    <w:bookmarkEnd w:id="21"/>
+    <w:bookmarkStart w:id="22" w:name="certificações"/>
     <w:p>
       <w:pPr>
         <w:pStyle w:val="Heading2"/>
       </w:pPr>
       <w:r>
+        <w:t xml:space="preserve">Certificações</w:t>
+      </w:r>
+    </w:p>
+    <w:p>
+      <w:pPr>
+        <w:pStyle w:val="FirstParagraph"/>
+      </w:pPr>
+      <w:r>
+        <w:rPr>
+          <w:b/>
+          <w:bCs/>
+        </w:rPr>
+        <w:t xml:space="preserve">Architecting with Google Compute Engine</w:t>
+      </w:r>
+      <w:r>
+        <w:t xml:space="preserve"> </w:t>
+      </w:r>
+      <w:r>
+        <w:t xml:space="preserve">— Google Cloud | Mar 2022</w:t>
+      </w:r>
+    </w:p>
+    <w:bookmarkEnd w:id="22"/>
+    <w:bookmarkStart w:id="23" w:name="idiomas"/>
+    <w:p>
+      <w:pPr>
+        <w:pStyle w:val="Heading2"/>
+      </w:pPr>
+      <w:r>
         <w:t xml:space="preserve">Idiomas</w:t>
       </w:r>
     </w:p>
@@ -861,11 +967,11 @@
         <w:pStyle w:val="FirstParagraph"/>
       </w:pPr>
       <w:r>
-        <w:t xml:space="preserve">Português (Nativo) · Inglês (Avançado/Fluente, C1)</w:t>
-      </w:r>
-    </w:p>
-    <w:bookmarkEnd w:id="20"/>
-    <w:bookmarkEnd w:id="21"/>
+        <w:t xml:space="preserve">Português (Nativo) · Inglês (Fluente; EF SET 71/100, C2)</w:t>
+      </w:r>
+    </w:p>
+    <w:bookmarkEnd w:id="23"/>
+    <w:bookmarkEnd w:id="24"/>
     <w:sectPr>
       <w:footnotePr>
         <w:numRestart w:val="eachSect"/>
@@ -1098,6 +1204,9 @@
     <w:abstractNumId w:val="991"/>
   </w:num>
   <w:num w:numId="1006">
+    <w:abstractNumId w:val="991"/>
+  </w:num>
+  <w:num w:numId="1007">
     <w:abstractNumId w:val="991"/>
   </w:num>
 </w:numbering>

--- a/dist/Lucas-Selani-CV-Mobile-PT-BR.docx
+++ b/dist/Lucas-Selani-CV-Mobile-PT-BR.docx
@@ -258,13 +258,13 @@
       </w:r>
     </w:p>
     <w:bookmarkEnd w:id="13"/>
-    <w:bookmarkStart w:id="14" w:name="Xac49fb0cef6a4744e5ce336eca7e53e19f2d0cf"/>
+    <w:bookmarkStart w:id="14" w:name="Xf7994b2f0c18d778c9f0ee219442c3fbbafe86e"/>
     <w:p>
       <w:pPr>
         <w:pStyle w:val="Heading3"/>
       </w:pPr>
       <w:r>
-        <w:t xml:space="preserve">Engenheiro Mobile Sênior — Will Bank | Nov 2024 – Jul 2026</w:t>
+        <w:t xml:space="preserve">Engenheiro de Software Sênior — Will Bank | Nov 2024 – Jul 2026</w:t>
       </w:r>
     </w:p>
     <w:p>

--- a/dist/Lucas-Selani-CV-Mobile-PT-BR.docx
+++ b/dist/Lucas-Selani-CV-Mobile-PT-BR.docx
@@ -496,7 +496,7 @@
           <w:i/>
           <w:iCs/>
         </w:rPr>
-        <w:t xml:space="preserve">Líder brasileira em identidade digital · Remoto · Entrei como Desenvolvedor de Software e fui promovido a Sênior (IC5) em 2022.</w:t>
+        <w:t xml:space="preserve">Líder brasileira em identidade digital · Remoto · Entrei como Desenvolvedor de Software e fui promovido a Sênior (IC5) em jan/2023.</w:t>
       </w:r>
     </w:p>
     <w:p>
@@ -874,13 +874,13 @@
         <w:t xml:space="preserve">Projetos</w:t>
       </w:r>
     </w:p>
-    <w:bookmarkStart w:id="19" w:name="Xbc0271f3e38794417449e446dd8836f12462705"/>
+    <w:bookmarkStart w:id="19" w:name="Xd534a3f341f9dbcad623f0c21dcb739602b4ebf"/>
     <w:p>
       <w:pPr>
         <w:pStyle w:val="Heading3"/>
       </w:pPr>
       <w:r>
-        <w:t xml:space="preserve">Darkrunner — pipeline automatizado de vídeo (TypeScript/Node.js, privado)</w:t>
+        <w:t xml:space="preserve">Darkrunner — pipeline automatizado de vídeo (TypeScript/Node.js, privado) | Nov 2025 – Abr 2026</w:t>
       </w:r>
     </w:p>
     <w:p>

--- a/dist/Lucas-Selani-CV-Mobile-PT-BR.docx
+++ b/dist/Lucas-Selani-CV-Mobile-PT-BR.docx
@@ -113,7 +113,7 @@
         <w:t xml:space="preserve"> </w:t>
       </w:r>
       <w:r>
-        <w:t xml:space="preserve">Android (Kotlin, Java), Flutter, Dart, BLoC, Firebase, iOS via Flutter, Server-Driven UI (SDUI), Arquitetura Modular, Design Systems</w:t>
+        <w:t xml:space="preserve">Android (Kotlin, Java), Flutter, Dart, BLoC, Firebase (Firestore, Remote Config), Analytics (PostHog, Mixpanel, Segment), iOS via Flutter, Server-Driven UI (SDUI), Arquitetura Modular, Design Systems</w:t>
       </w:r>
     </w:p>
     <w:p>
@@ -157,7 +157,7 @@
         <w:t xml:space="preserve"> </w:t>
       </w:r>
       <w:r>
-        <w:t xml:space="preserve">AWS, GCP, Docker, Kubernetes, Terraform, CI/CD (GitHub Actions), Trunk-Based Development, Feature Flags</w:t>
+        <w:t xml:space="preserve">AWS, GCP, Docker, Kubernetes, Terraform, CI/CD (GitHub Actions), Trunk-Based Development, Feature Flags (LaunchDarkly)</w:t>
       </w:r>
     </w:p>
     <w:p>
@@ -201,7 +201,7 @@
         <w:t xml:space="preserve"> </w:t>
       </w:r>
       <w:r>
-        <w:t xml:space="preserve">Clean Architecture, RFCs e ADRs, CODEOWNERS, Observabilidade (eventos e logs), Testes automatizados</w:t>
+        <w:t xml:space="preserve">Clean Architecture, RFCs e ADRs, CODEOWNERS, Observabilidade (Datadog, New Relic, incident.io, eventos e logs), Testes automatizados</w:t>
       </w:r>
     </w:p>
     <w:p>
@@ -474,7 +474,51 @@
         </w:numPr>
       </w:pPr>
       <w:r>
-        <w:t xml:space="preserve">Stack: Flutter, Dart, Rust, Java, AWS, PostgreSQL, Server-Driven UI, Feature Flags.</w:t>
+        <w:t xml:space="preserve">Criei dashboards no</w:t>
+      </w:r>
+      <w:r>
+        <w:t xml:space="preserve"> </w:t>
+      </w:r>
+      <w:r>
+        <w:rPr>
+          <w:b/>
+          <w:bCs/>
+        </w:rPr>
+        <w:t xml:space="preserve">Datadog</w:t>
+      </w:r>
+      <w:r>
+        <w:t xml:space="preserve"> </w:t>
+      </w:r>
+      <w:r>
+        <w:t xml:space="preserve">(logs) e no</w:t>
+      </w:r>
+      <w:r>
+        <w:t xml:space="preserve"> </w:t>
+      </w:r>
+      <w:r>
+        <w:rPr>
+          <w:b/>
+          <w:bCs/>
+        </w:rPr>
+        <w:t xml:space="preserve">PostHog</w:t>
+      </w:r>
+      <w:r>
+        <w:t xml:space="preserve"> </w:t>
+      </w:r>
+      <w:r>
+        <w:t xml:space="preserve">(eventos) para o fluxo de desafios: saúde do fluxo, funis da jornada do usuário para encontrar pontos de abandono e painéis para depurar erros específicos.</w:t>
+      </w:r>
+    </w:p>
+    <w:p>
+      <w:pPr>
+        <w:pStyle w:val="Compact"/>
+        <w:numPr>
+          <w:ilvl w:val="0"/>
+          <w:numId w:val="1003"/>
+        </w:numPr>
+      </w:pPr>
+      <w:r>
+        <w:t xml:space="preserve">Stack: Flutter, Dart, Rust, Java, AWS, PostgreSQL, Server-Driven UI, Feature Flags, Datadog, PostHog.</w:t>
       </w:r>
     </w:p>
     <w:bookmarkEnd w:id="14"/>
@@ -508,7 +552,7 @@
         </w:numPr>
       </w:pPr>
       <w:r>
-        <w:t xml:space="preserve">Arquitetei e escalei um</w:t>
+        <w:t xml:space="preserve">Arquitetei o</w:t>
       </w:r>
       <w:r>
         <w:t xml:space="preserve"> </w:t>
@@ -524,20 +568,30 @@
         <w:t xml:space="preserve"> </w:t>
       </w:r>
       <w:r>
-        <w:t xml:space="preserve">multimódulo com mais de</w:t>
-      </w:r>
-      <w:r>
-        <w:t xml:space="preserve"> </w:t>
-      </w:r>
-      <w:r>
-        <w:rPr>
-          <w:b/>
-          <w:bCs/>
-        </w:rPr>
-        <w:t xml:space="preserve">200 mil usuários ativos</w:t>
-      </w:r>
-      <w:r>
-        <w:t xml:space="preserve">, com biometria facial e documentos digitais.</w:t>
+        <w:t xml:space="preserve">multimódulo (</w:t>
+      </w:r>
+      <w:r>
+        <w:rPr>
+          <w:b/>
+          <w:bCs/>
+        </w:rPr>
+        <w:t xml:space="preserve">mais de 200 mil usuários ativos</w:t>
+      </w:r>
+      <w:r>
+        <w:t xml:space="preserve">, biometria facial e documentos digitais) conforme o time crescia: pacotes por funcionalidade com time dono via</w:t>
+      </w:r>
+      <w:r>
+        <w:t xml:space="preserve"> </w:t>
+      </w:r>
+      <w:r>
+        <w:rPr>
+          <w:b/>
+          <w:bCs/>
+        </w:rPr>
+        <w:t xml:space="preserve">CODEOWNERS</w:t>
+      </w:r>
+      <w:r>
+        <w:t xml:space="preserve">, o que reduziu o tempo de build e os conflitos de merge, deixou o code review com o time responsável e permitiu rodar cada módulo isoladamente.</w:t>
       </w:r>
     </w:p>
     <w:p>
@@ -549,20 +603,39 @@
         </w:numPr>
       </w:pPr>
       <w:r>
-        <w:t xml:space="preserve">Dividi o app em pacotes por funcionalidade, cada um com seu time dono via</w:t>
-      </w:r>
-      <w:r>
-        <w:t xml:space="preserve"> </w:t>
-      </w:r>
-      <w:r>
-        <w:rPr>
-          <w:b/>
-          <w:bCs/>
-        </w:rPr>
-        <w:t xml:space="preserve">CODEOWNERS</w:t>
-      </w:r>
-      <w:r>
-        <w:t xml:space="preserve">, o que reduziu o tempo de build e os conflitos de merge, deixou o code review com o time responsável e permitiu rodar cada módulo isoladamente.</w:t>
+        <w:t xml:space="preserve">Projetei o</w:t>
+      </w:r>
+      <w:r>
+        <w:t xml:space="preserve"> </w:t>
+      </w:r>
+      <w:r>
+        <w:rPr>
+          <w:b/>
+          <w:bCs/>
+        </w:rPr>
+        <w:t xml:space="preserve">Design System</w:t>
+      </w:r>
+      <w:r>
+        <w:t xml:space="preserve"> </w:t>
+      </w:r>
+      <w:r>
+        <w:t xml:space="preserve">usado por todos os módulos do super-app, sobre o</w:t>
+      </w:r>
+      <w:r>
+        <w:t xml:space="preserve"> </w:t>
+      </w:r>
+      <w:r>
+        <w:rPr>
+          <w:b/>
+          <w:bCs/>
+        </w:rPr>
+        <w:t xml:space="preserve">Módulo Core</w:t>
+      </w:r>
+      <w:r>
+        <w:t xml:space="preserve"> </w:t>
+      </w:r>
+      <w:r>
+        <w:t xml:space="preserve">que eu já havia construído com a camada de plataforma compartilhada por todas as funcionalidades.</w:t>
       </w:r>
     </w:p>
     <w:p>
@@ -574,39 +647,36 @@
         </w:numPr>
       </w:pPr>
       <w:r>
-        <w:t xml:space="preserve">Projetei o</w:t>
-      </w:r>
-      <w:r>
-        <w:t xml:space="preserve"> </w:t>
-      </w:r>
-      <w:r>
-        <w:rPr>
-          <w:b/>
-          <w:bCs/>
-        </w:rPr>
-        <w:t xml:space="preserve">Módulo Core</w:t>
-      </w:r>
-      <w:r>
-        <w:t xml:space="preserve"> </w:t>
-      </w:r>
-      <w:r>
-        <w:t xml:space="preserve">e o</w:t>
-      </w:r>
-      <w:r>
-        <w:t xml:space="preserve"> </w:t>
-      </w:r>
-      <w:r>
-        <w:rPr>
-          <w:b/>
-          <w:bCs/>
-        </w:rPr>
-        <w:t xml:space="preserve">Design System</w:t>
-      </w:r>
-      <w:r>
-        <w:t xml:space="preserve"> </w:t>
-      </w:r>
-      <w:r>
-        <w:t xml:space="preserve">usados por todos os módulos do super-app.</w:t>
+        <w:t xml:space="preserve">Automatizei o</w:t>
+      </w:r>
+      <w:r>
+        <w:t xml:space="preserve"> </w:t>
+      </w:r>
+      <w:r>
+        <w:rPr>
+          <w:b/>
+          <w:bCs/>
+        </w:rPr>
+        <w:t xml:space="preserve">CI/CD</w:t>
+      </w:r>
+      <w:r>
+        <w:t xml:space="preserve"> </w:t>
+      </w:r>
+      <w:r>
+        <w:t xml:space="preserve">de builds de teste e da publicação na App Store e no Google Play, e depois organizei as entregas em um</w:t>
+      </w:r>
+      <w:r>
+        <w:t xml:space="preserve"> </w:t>
+      </w:r>
+      <w:r>
+        <w:rPr>
+          <w:b/>
+          <w:bCs/>
+        </w:rPr>
+        <w:t xml:space="preserve">trem de releases semanal</w:t>
+      </w:r>
+      <w:r>
+        <w:t xml:space="preserve">.</w:t>
       </w:r>
     </w:p>
     <w:p>
@@ -618,23 +688,100 @@
         </w:numPr>
       </w:pPr>
       <w:r>
-        <w:t xml:space="preserve">Construí o pipeline de</w:t>
-      </w:r>
-      <w:r>
-        <w:t xml:space="preserve"> </w:t>
-      </w:r>
-      <w:r>
-        <w:rPr>
-          <w:b/>
-          <w:bCs/>
-        </w:rPr>
-        <w:t xml:space="preserve">CI/CD</w:t>
-      </w:r>
-      <w:r>
-        <w:t xml:space="preserve"> </w:t>
-      </w:r>
-      <w:r>
-        <w:t xml:space="preserve">do monorepo trunk-based, com testes automatizados e um trem de releases semanal para App Store e Google Play.</w:t>
+        <w:t xml:space="preserve">Montei o fluxo de alertas de plantão com</w:t>
+      </w:r>
+      <w:r>
+        <w:t xml:space="preserve"> </w:t>
+      </w:r>
+      <w:r>
+        <w:rPr>
+          <w:b/>
+          <w:bCs/>
+        </w:rPr>
+        <w:t xml:space="preserve">New Relic</w:t>
+      </w:r>
+      <w:r>
+        <w:t xml:space="preserve"> </w:t>
+      </w:r>
+      <w:r>
+        <w:t xml:space="preserve">e</w:t>
+      </w:r>
+      <w:r>
+        <w:t xml:space="preserve"> </w:t>
+      </w:r>
+      <w:r>
+        <w:rPr>
+          <w:b/>
+          <w:bCs/>
+        </w:rPr>
+        <w:t xml:space="preserve">incident.io</w:t>
+      </w:r>
+      <w:r>
+        <w:t xml:space="preserve"> </w:t>
+      </w:r>
+      <w:r>
+        <w:t xml:space="preserve">para o responsável da semana, e migrei analytics e feature flags de</w:t>
+      </w:r>
+      <w:r>
+        <w:t xml:space="preserve"> </w:t>
+      </w:r>
+      <w:r>
+        <w:rPr>
+          <w:b/>
+          <w:bCs/>
+        </w:rPr>
+        <w:t xml:space="preserve">Segment</w:t>
+      </w:r>
+      <w:r>
+        <w:t xml:space="preserve"> </w:t>
+      </w:r>
+      <w:r>
+        <w:t xml:space="preserve">e</w:t>
+      </w:r>
+      <w:r>
+        <w:t xml:space="preserve"> </w:t>
+      </w:r>
+      <w:r>
+        <w:rPr>
+          <w:b/>
+          <w:bCs/>
+        </w:rPr>
+        <w:t xml:space="preserve">Firebase</w:t>
+      </w:r>
+      <w:r>
+        <w:t xml:space="preserve"> </w:t>
+      </w:r>
+      <w:r>
+        <w:t xml:space="preserve">(Firestore, Remote Config) para</w:t>
+      </w:r>
+      <w:r>
+        <w:t xml:space="preserve"> </w:t>
+      </w:r>
+      <w:r>
+        <w:rPr>
+          <w:b/>
+          <w:bCs/>
+        </w:rPr>
+        <w:t xml:space="preserve">Mixpanel</w:t>
+      </w:r>
+      <w:r>
+        <w:t xml:space="preserve"> </w:t>
+      </w:r>
+      <w:r>
+        <w:t xml:space="preserve">e</w:t>
+      </w:r>
+      <w:r>
+        <w:t xml:space="preserve"> </w:t>
+      </w:r>
+      <w:r>
+        <w:rPr>
+          <w:b/>
+          <w:bCs/>
+        </w:rPr>
+        <w:t xml:space="preserve">LaunchDarkly</w:t>
+      </w:r>
+      <w:r>
+        <w:t xml:space="preserve">.</w:t>
       </w:r>
     </w:p>
     <w:p>
@@ -687,7 +834,7 @@
         </w:numPr>
       </w:pPr>
       <w:r>
-        <w:t xml:space="preserve">Stack: Flutter, Dart, Go, React, Monorepo, GitHub Actions.</w:t>
+        <w:t xml:space="preserve">Stack: Flutter, Dart, Firebase, LaunchDarkly, Mixpanel, New Relic, incident.io, Go, React.</w:t>
       </w:r>
     </w:p>
     <w:bookmarkEnd w:id="15"/>

--- a/dist/Lucas-Selani-CV-Mobile-PT-BR.docx
+++ b/dist/Lucas-Selani-CV-Mobile-PT-BR.docx
@@ -157,7 +157,7 @@
         <w:t xml:space="preserve"> </w:t>
       </w:r>
       <w:r>
-        <w:t xml:space="preserve">AWS, GCP, Docker, Kubernetes, Terraform, CI/CD (GitHub Actions), Trunk-Based Development, Feature Flags (LaunchDarkly)</w:t>
+        <w:t xml:space="preserve">AWS, GCP, Docker, Kubernetes, Terraform, CI/CD (GitHub Actions), Trunk-Based Development, Feature Flags (GrowthBook, LaunchDarkly)</w:t>
       </w:r>
     </w:p>
     <w:p>
@@ -352,7 +352,20 @@
         <w:t xml:space="preserve"> </w:t>
       </w:r>
       <w:r>
-        <w:t xml:space="preserve">com feature flag.</w:t>
+        <w:t xml:space="preserve">com feature flag no</w:t>
+      </w:r>
+      <w:r>
+        <w:t xml:space="preserve"> </w:t>
+      </w:r>
+      <w:r>
+        <w:rPr>
+          <w:b/>
+          <w:bCs/>
+        </w:rPr>
+        <w:t xml:space="preserve">GrowthBook</w:t>
+      </w:r>
+      <w:r>
+        <w:t xml:space="preserve">.</w:t>
       </w:r>
     </w:p>
     <w:p>
@@ -518,7 +531,7 @@
         </w:numPr>
       </w:pPr>
       <w:r>
-        <w:t xml:space="preserve">Stack: Flutter, Dart, Rust, Java, AWS, PostgreSQL, Server-Driven UI, Feature Flags, Datadog, PostHog.</w:t>
+        <w:t xml:space="preserve">Stack: Flutter, Dart, Rust, Java, AWS, PostgreSQL, Server-Driven UI, GrowthBook, Datadog, PostHog.</w:t>
       </w:r>
     </w:p>
     <w:bookmarkEnd w:id="14"/>

--- a/dist/Lucas-Selani-CV-Mobile-PT-BR.docx
+++ b/dist/Lucas-Selani-CV-Mobile-PT-BR.docx
@@ -553,7 +553,7 @@
           <w:i/>
           <w:iCs/>
         </w:rPr>
-        <w:t xml:space="preserve">Líder brasileira em identidade digital · Remoto · Entrei como Desenvolvedor de Software e fui promovido a Sênior (IC5) em jan/2023.</w:t>
+        <w:t xml:space="preserve">Líder brasileira em identidade digital · Remoto · Entrei como Desenvolvedor de Software e fui promovido a Sênior (IC5) em ago/2022.</w:t>
       </w:r>
     </w:p>
     <w:p>
@@ -847,7 +847,7 @@
         </w:numPr>
       </w:pPr>
       <w:r>
-        <w:t xml:space="preserve">Stack: Flutter, Dart, Firebase, LaunchDarkly, Mixpanel, New Relic, incident.io, Go, React.</w:t>
+        <w:t xml:space="preserve">Stack: Flutter, Dart, Firebase, GCP, LaunchDarkly, Mixpanel, New Relic, incident.io, Go, React.</w:t>
       </w:r>
     </w:p>
     <w:bookmarkEnd w:id="15"/>
